--- a/docs/Evidence_use_title_page_round1.docx
+++ b/docs/Evidence_use_title_page_round1.docx
@@ -66,7 +66,15 @@
         <w:t>6</w:t>
       </w:r>
       <w:r>
-        <w:t>, Prishnee Bissessur</w:t>
+        <w:t xml:space="preserve">, </w:t>
+      </w:r>
+      <w:proofErr w:type="spellStart"/>
+      <w:r>
+        <w:t>Prishnee</w:t>
+      </w:r>
+      <w:proofErr w:type="spellEnd"/>
+      <w:r>
+        <w:t xml:space="preserve"> Bissessur</w:t>
       </w:r>
       <w:r>
         <w:rPr>
@@ -186,7 +194,15 @@
         <w:t>16</w:t>
       </w:r>
       <w:r>
-        <w:t>, Nibedita Mukherjee</w:t>
+        <w:t xml:space="preserve">, </w:t>
+      </w:r>
+      <w:proofErr w:type="spellStart"/>
+      <w:r>
+        <w:t>Nibedita</w:t>
+      </w:r>
+      <w:proofErr w:type="spellEnd"/>
+      <w:r>
+        <w:t xml:space="preserve"> Mukherjee</w:t>
       </w:r>
       <w:r>
         <w:rPr>
@@ -195,7 +211,15 @@
         <w:t>17</w:t>
       </w:r>
       <w:r>
-        <w:t>, Eñaut Martinez de Birgara</w:t>
+        <w:t xml:space="preserve">, </w:t>
+      </w:r>
+      <w:proofErr w:type="spellStart"/>
+      <w:r>
+        <w:t>Eñaut</w:t>
+      </w:r>
+      <w:proofErr w:type="spellEnd"/>
+      <w:r>
+        <w:t xml:space="preserve"> Martinez de Birgara</w:t>
       </w:r>
       <w:r>
         <w:rPr>
@@ -241,8 +265,6 @@
       </w:r>
       <w:r>
         <w:rPr>
-          <w:sz w:val="24"/>
-          <w:szCs w:val="24"/>
           <w:vertAlign w:val="superscript"/>
         </w:rPr>
         <w:t>19,20</w:t>
@@ -270,8 +292,6 @@
       </w:r>
       <w:r>
         <w:rPr>
-          <w:sz w:val="24"/>
-          <w:szCs w:val="24"/>
           <w:vertAlign w:val="superscript"/>
         </w:rPr>
         <w:t>23</w:t>
@@ -281,8 +301,6 @@
       </w:r>
       <w:r>
         <w:rPr>
-          <w:sz w:val="24"/>
-          <w:szCs w:val="24"/>
           <w:vertAlign w:val="superscript"/>
         </w:rPr>
         <w:t>1</w:t>
@@ -317,20 +335,90 @@
         <w:rPr>
           <w:lang w:val="es-ES"/>
         </w:rPr>
-        <w:t>1. Basque Centre for Climate Change (BC3), Edificio sede n</w:t>
-      </w:r>
-      <w:r>
-        <w:rPr>
-          <w:vertAlign w:val="superscript"/>
+        <w:t xml:space="preserve">1. </w:t>
+      </w:r>
+      <w:proofErr w:type="spellStart"/>
+      <w:r>
+        <w:rPr>
           <w:lang w:val="es-ES"/>
         </w:rPr>
+        <w:t>Basque</w:t>
+      </w:r>
+      <w:proofErr w:type="spellEnd"/>
+      <w:r>
+        <w:rPr>
+          <w:lang w:val="es-ES"/>
+        </w:rPr>
+        <w:t xml:space="preserve"> Centre </w:t>
+      </w:r>
+      <w:proofErr w:type="spellStart"/>
+      <w:r>
+        <w:rPr>
+          <w:lang w:val="es-ES"/>
+        </w:rPr>
+        <w:t>for</w:t>
+      </w:r>
+      <w:proofErr w:type="spellEnd"/>
+      <w:r>
+        <w:rPr>
+          <w:lang w:val="es-ES"/>
+        </w:rPr>
+        <w:t xml:space="preserve"> </w:t>
+      </w:r>
+      <w:proofErr w:type="spellStart"/>
+      <w:r>
+        <w:rPr>
+          <w:lang w:val="es-ES"/>
+        </w:rPr>
+        <w:t>Climate</w:t>
+      </w:r>
+      <w:proofErr w:type="spellEnd"/>
+      <w:r>
+        <w:rPr>
+          <w:lang w:val="es-ES"/>
+        </w:rPr>
+        <w:t xml:space="preserve"> Change (BC3), Edificio sede n</w:t>
+      </w:r>
+      <w:r>
+        <w:rPr>
+          <w:vertAlign w:val="superscript"/>
+          <w:lang w:val="es-ES"/>
+        </w:rPr>
         <w:t xml:space="preserve">o </w:t>
       </w:r>
       <w:r>
         <w:rPr>
           <w:lang w:val="es-ES"/>
         </w:rPr>
-        <w:t>1, planta 1, Parque científico UPV/EHU, Barrio Sarriena s/n, 48940, Leioa, Bizkaia, Spain.</w:t>
+        <w:t xml:space="preserve">1, planta 1, Parque científico UPV/EHU, Barrio </w:t>
+      </w:r>
+      <w:proofErr w:type="spellStart"/>
+      <w:r>
+        <w:rPr>
+          <w:lang w:val="es-ES"/>
+        </w:rPr>
+        <w:t>Sarriena</w:t>
+      </w:r>
+      <w:proofErr w:type="spellEnd"/>
+      <w:r>
+        <w:rPr>
+          <w:lang w:val="es-ES"/>
+        </w:rPr>
+        <w:t xml:space="preserve"> s/n, 48940, Leioa, Bizkaia, </w:t>
+      </w:r>
+      <w:proofErr w:type="spellStart"/>
+      <w:r>
+        <w:rPr>
+          <w:lang w:val="es-ES"/>
+        </w:rPr>
+        <w:t>Spain</w:t>
+      </w:r>
+      <w:proofErr w:type="spellEnd"/>
+      <w:r>
+        <w:rPr>
+          <w:lang w:val="es-ES"/>
+        </w:rPr>
+        <w:t>.</w:t>
       </w:r>
     </w:p>
     <w:p>
@@ -359,7 +447,15 @@
         <w:t xml:space="preserve">5. </w:t>
       </w:r>
       <w:r>
-        <w:t>Ontario Ministry of Natural Resources, Sault Ste. Marie, ON, Canada</w:t>
+        <w:t xml:space="preserve">Ontario Ministry of Natural Resources, Sault </w:t>
+      </w:r>
+      <w:proofErr w:type="spellStart"/>
+      <w:r>
+        <w:t>Ste.</w:t>
+      </w:r>
+      <w:proofErr w:type="spellEnd"/>
+      <w:r>
+        <w:t xml:space="preserve"> Marie, ON, Canada</w:t>
       </w:r>
     </w:p>
     <w:p>
@@ -375,7 +471,15 @@
         <w:t xml:space="preserve">7. </w:t>
       </w:r>
       <w:r>
-        <w:t>Tropical Island Biodiversity, and Conservation Pole of Research, Department of Biosciences and Ocean Studies, Faculty of Science, University of Mauritius, 80837, Le Réduit, Mauritius</w:t>
+        <w:t xml:space="preserve">Tropical Island Biodiversity, and Conservation Pole of Research, Department of Biosciences and Ocean Studies, Faculty of Science, University of Mauritius, 80837, Le </w:t>
+      </w:r>
+      <w:proofErr w:type="spellStart"/>
+      <w:r>
+        <w:t>Réduit</w:t>
+      </w:r>
+      <w:proofErr w:type="spellEnd"/>
+      <w:r>
+        <w:t>, Mauritius</w:t>
       </w:r>
     </w:p>
     <w:p>
@@ -404,7 +508,15 @@
         <w:t xml:space="preserve">11. </w:t>
       </w:r>
       <w:r>
-        <w:t>UK Centre for Ecology &amp; Hydrology, Library Avenue, Bailrigg, Lancaster, LA1 4AP, United Kingdom</w:t>
+        <w:t xml:space="preserve">UK Centre for Ecology &amp; Hydrology, Library Avenue, </w:t>
+      </w:r>
+      <w:proofErr w:type="spellStart"/>
+      <w:r>
+        <w:t>Bailrigg</w:t>
+      </w:r>
+      <w:proofErr w:type="spellEnd"/>
+      <w:r>
+        <w:t>, Lancaster, LA1 4AP, United Kingdom</w:t>
       </w:r>
     </w:p>
     <w:p>
@@ -444,7 +556,31 @@
         <w:t xml:space="preserve">16. </w:t>
       </w:r>
       <w:r>
-        <w:t>Community Ecology, Swiss Federal Institute for Forest, Snow and Landscape Research WSL, Birmensdorf, Switzerland AND Department of Aquatic Ecology, Eawag: Swiss Federal Institute of Aquatic Science and Technology, Dübendorf, Switzerland</w:t>
+        <w:t xml:space="preserve">Community Ecology, Swiss Federal Institute for Forest, Snow and Landscape Research WSL, </w:t>
+      </w:r>
+      <w:proofErr w:type="spellStart"/>
+      <w:r>
+        <w:t>Birmensdorf</w:t>
+      </w:r>
+      <w:proofErr w:type="spellEnd"/>
+      <w:r>
+        <w:t xml:space="preserve">, Switzerland AND Department of Aquatic Ecology, </w:t>
+      </w:r>
+      <w:proofErr w:type="spellStart"/>
+      <w:r>
+        <w:t>Eawag</w:t>
+      </w:r>
+      <w:proofErr w:type="spellEnd"/>
+      <w:r>
+        <w:t xml:space="preserve">: Swiss Federal Institute of Aquatic Science and Technology, </w:t>
+      </w:r>
+      <w:proofErr w:type="spellStart"/>
+      <w:r>
+        <w:t>Dübendorf</w:t>
+      </w:r>
+      <w:proofErr w:type="spellEnd"/>
+      <w:r>
+        <w:t>, Switzerland</w:t>
       </w:r>
     </w:p>
     <w:p>
@@ -499,7 +635,15 @@
         <w:t xml:space="preserve">22. </w:t>
       </w:r>
       <w:r>
-        <w:t>Department of Computational Landscape Ecology, UFZ –Helmholtz Centre for Environmental Research, Permoserstrasse 15, Leipzig, 04318, Germany</w:t>
+        <w:t xml:space="preserve">Department of Computational Landscape Ecology, UFZ –Helmholtz Centre for Environmental Research, </w:t>
+      </w:r>
+      <w:proofErr w:type="spellStart"/>
+      <w:r>
+        <w:t>Permoserstrasse</w:t>
+      </w:r>
+      <w:proofErr w:type="spellEnd"/>
+      <w:r>
+        <w:t xml:space="preserve"> 15, Leipzig, 04318, Germany</w:t>
       </w:r>
     </w:p>
     <w:p>
@@ -528,6 +672,11 @@
     </w:p>
     <w:p/>
     <w:p>
+      <w:pPr>
+        <w:rPr>
+          <w:rFonts w:ascii="Cambria Math" w:hAnsi="Cambria Math" w:cs="Cambria Math"/>
+        </w:rPr>
+      </w:pPr>
       <w:r>
         <w:rPr>
           <w:b/>
@@ -536,7 +685,66 @@
         <w:t>Acknowledgements</w:t>
       </w:r>
       <w:r>
-        <w:t xml:space="preserve">: PM and ID were funded by Ikerbasque Fellowships, the Basque Government through the BERC 2022-2025 programme, and the Spanish Ministry of Science and Innovation through the BC3 María de Maeztu excellence accreditation (MDM-2017- 0714). In addition, PM was funded by a Ramon y Cajal fellowship (RYC2024-050060-I) funded by MICIU/AEI/10.13039/501100011033 and by FSE+.NZ-C is partly funded by the Spanish Government through Ref. EX2021-001201-M23 funded by MCIN/AEI/10.13039/501100011033. VF is funded by the Spanish Research Agency (PCI2023-145970-2) under the Driving Urban Transitions Partnership, which has been co-funded by the European Commission. MJG received financial support from the Research Council of Norway (Project no. 160022/F40). APC was funded through an Imperial College Research Fellowship by Imperial College London. TLTK was funded by Cambridge Philosophical Society through a Henslow Research Fellowship. NM was funded by a British Academy research grant (EPG/100663). JCW was funded by the Australian Research Council (DE210101030). </w:t>
+        <w:t xml:space="preserve">: </w:t>
+      </w:r>
+      <w:r>
+        <w:t xml:space="preserve">We thank the handling editor Manuela </w:t>
+      </w:r>
+      <w:r>
+        <w:t>González</w:t>
+      </w:r>
+      <w:r>
+        <w:rPr>
+          <w:rFonts w:ascii="Cambria Math" w:hAnsi="Cambria Math" w:cs="Cambria Math"/>
+        </w:rPr>
+        <w:t xml:space="preserve"> </w:t>
+      </w:r>
+      <w:r>
+        <w:t>Suárez</w:t>
+      </w:r>
+      <w:r>
+        <w:t xml:space="preserve"> </w:t>
+      </w:r>
+      <w:r>
+        <w:t xml:space="preserve">and two anonymous reviewers for their help in substantially improving the manuscript during peer-review. </w:t>
+      </w:r>
+      <w:r>
+        <w:t xml:space="preserve">PM and ID were funded by </w:t>
+      </w:r>
+      <w:proofErr w:type="spellStart"/>
+      <w:r>
+        <w:t>Ikerbasque</w:t>
+      </w:r>
+      <w:proofErr w:type="spellEnd"/>
+      <w:r>
+        <w:t xml:space="preserve"> Fellowships, the Basque Government through the BERC 2022-2025 programme, and the Spanish Ministry of Science and Innovation through the BC3 María de </w:t>
+      </w:r>
+      <w:proofErr w:type="spellStart"/>
+      <w:r>
+        <w:t>Maeztu</w:t>
+      </w:r>
+      <w:proofErr w:type="spellEnd"/>
+      <w:r>
+        <w:t xml:space="preserve"> excellence accreditation (MDM-2017- 0714). In addition, PM was funded by a Ramon y </w:t>
+      </w:r>
+      <w:proofErr w:type="spellStart"/>
+      <w:r>
+        <w:t>Cajal</w:t>
+      </w:r>
+      <w:proofErr w:type="spellEnd"/>
+      <w:r>
+        <w:t xml:space="preserve"> fellowship (RYC2024-050060-I) funded by MICIU/AEI/10.13039/501100011033 and by FSE+.NZ-C is partly funded by the Spanish Government through Ref. EX2021-001201-M23 funded by MCIN/AEI/10.13039/501100011033. VF is funded by the Spanish Research Agency (PCI2023-145970-2) under the Driving Urban Transitions Partnership, which has been co-funded by the European Commission. MJG received financial support from the Research Council of Norway (Project no. 160022/F40). APC was funded through an Imperial College Research Fellowship by Imperial College London. TLTK was funded by Cambridge Philosophical Society through a Henslow Research Fellowship. NM was funded by a British Academy research grant (EPG/100663). JCW was funded by the Australian Research Council (DE210101030). </w:t>
+      </w:r>
+      <w:r>
+        <w:t xml:space="preserve">EMB was funded by an </w:t>
+      </w:r>
+      <w:proofErr w:type="spellStart"/>
+      <w:r>
+        <w:t>Ikertalent</w:t>
+      </w:r>
+      <w:proofErr w:type="spellEnd"/>
+      <w:r>
+        <w:t xml:space="preserve"> PhD grant from the Basque Government.</w:t>
       </w:r>
     </w:p>
     <w:p/>
@@ -564,7 +772,15 @@
         <w:t xml:space="preserve">, project administration, validation, writing – original draft, writing – review and editing; </w:t>
       </w:r>
       <w:r>
-        <w:t xml:space="preserve">Fereshteh Amirmohammedi: </w:t>
+        <w:t xml:space="preserve">Fereshteh </w:t>
+      </w:r>
+      <w:proofErr w:type="spellStart"/>
+      <w:r>
+        <w:t>Amirmohammedi</w:t>
+      </w:r>
+      <w:proofErr w:type="spellEnd"/>
+      <w:r>
+        <w:t xml:space="preserve">: </w:t>
       </w:r>
       <w:r>
         <w:t>data collection and curation</w:t>
@@ -582,7 +798,23 @@
         <w:t>data collection and curation</w:t>
       </w:r>
       <w:r>
-        <w:t xml:space="preserve">, writing – review and editing;  Prishnee Bissessur: </w:t>
+        <w:t xml:space="preserve">, writing – review and editing;  </w:t>
+      </w:r>
+      <w:proofErr w:type="spellStart"/>
+      <w:r>
+        <w:t>Prishnee</w:t>
+      </w:r>
+      <w:proofErr w:type="spellEnd"/>
+      <w:r>
+        <w:t xml:space="preserve"> </w:t>
+      </w:r>
+      <w:proofErr w:type="spellStart"/>
+      <w:r>
+        <w:t>Bissessur</w:t>
+      </w:r>
+      <w:proofErr w:type="spellEnd"/>
+      <w:r>
+        <w:t xml:space="preserve">: </w:t>
       </w:r>
       <w:r>
         <w:t>data collection and curation</w:t>
@@ -594,13 +826,29 @@
         <w:t>data collection and curation</w:t>
       </w:r>
       <w:r>
-        <w:t xml:space="preserve">, writing – review and editing;  Isabel Donoso: </w:t>
+        <w:t xml:space="preserve">, writing – review and editing;  Isabel </w:t>
+      </w:r>
+      <w:proofErr w:type="spellStart"/>
+      <w:r>
+        <w:t>Donoso</w:t>
+      </w:r>
+      <w:proofErr w:type="spellEnd"/>
+      <w:r>
+        <w:t xml:space="preserve">: </w:t>
       </w:r>
       <w:r>
         <w:t>data collection and curation</w:t>
       </w:r>
       <w:r>
-        <w:t xml:space="preserve">, writing – review and editing; Violeta Furlan: </w:t>
+        <w:t xml:space="preserve">, writing – review and editing; Violeta </w:t>
+      </w:r>
+      <w:proofErr w:type="spellStart"/>
+      <w:r>
+        <w:t>Furlan</w:t>
+      </w:r>
+      <w:proofErr w:type="spellEnd"/>
+      <w:r>
+        <w:t xml:space="preserve">: </w:t>
       </w:r>
       <w:r>
         <w:t>data collection and curation</w:t>
@@ -621,7 +869,15 @@
         <w:t xml:space="preserve">writing – original draft, </w:t>
       </w:r>
       <w:r>
-        <w:t xml:space="preserve">writing – review and editing; James Hartup: </w:t>
+        <w:t xml:space="preserve">writing – review and editing; James </w:t>
+      </w:r>
+      <w:proofErr w:type="spellStart"/>
+      <w:r>
+        <w:t>Hartup</w:t>
+      </w:r>
+      <w:proofErr w:type="spellEnd"/>
+      <w:r>
+        <w:t xml:space="preserve">: </w:t>
       </w:r>
       <w:r>
         <w:t>data collection and curation</w:t>
@@ -690,13 +946,37 @@
         <w:t>data collection and curation</w:t>
       </w:r>
       <w:r>
-        <w:t xml:space="preserve">, writing – review and editing; Nibedita Mukherjee: </w:t>
+        <w:t xml:space="preserve">, writing – review and editing; </w:t>
+      </w:r>
+      <w:proofErr w:type="spellStart"/>
+      <w:r>
+        <w:t>Nibedita</w:t>
+      </w:r>
+      <w:proofErr w:type="spellEnd"/>
+      <w:r>
+        <w:t xml:space="preserve"> Mukherjee: </w:t>
       </w:r>
       <w:r>
         <w:t>data collection and curation</w:t>
       </w:r>
       <w:r>
-        <w:t xml:space="preserve">, writing – review and editing; Eñaut Martinez de Birgara: </w:t>
+        <w:t xml:space="preserve">, writing – review and editing; </w:t>
+      </w:r>
+      <w:proofErr w:type="spellStart"/>
+      <w:r>
+        <w:t>Eñaut</w:t>
+      </w:r>
+      <w:proofErr w:type="spellEnd"/>
+      <w:r>
+        <w:t xml:space="preserve"> Martinez de </w:t>
+      </w:r>
+      <w:proofErr w:type="spellStart"/>
+      <w:r>
+        <w:t>Birgara</w:t>
+      </w:r>
+      <w:proofErr w:type="spellEnd"/>
+      <w:r>
+        <w:t xml:space="preserve">: </w:t>
       </w:r>
       <w:r>
         <w:t>data collection and curation</w:t>
@@ -708,7 +988,15 @@
         <w:t>data collection and curation</w:t>
       </w:r>
       <w:r>
-        <w:t xml:space="preserve">, writing – review and editing; Isobel Ollard: </w:t>
+        <w:t xml:space="preserve">, writing – review and editing; Isobel </w:t>
+      </w:r>
+      <w:proofErr w:type="spellStart"/>
+      <w:r>
+        <w:t>Ollard</w:t>
+      </w:r>
+      <w:proofErr w:type="spellEnd"/>
+      <w:r>
+        <w:t xml:space="preserve">: </w:t>
       </w:r>
       <w:r>
         <w:t>data collection and curation</w:t>
@@ -720,25 +1008,53 @@
         <w:t>data collection and curation</w:t>
       </w:r>
       <w:r>
-        <w:t xml:space="preserve">, writing – review and editing; Santiago Perea: </w:t>
+        <w:t xml:space="preserve">, writing – review and editing; Santiago </w:t>
+      </w:r>
+      <w:proofErr w:type="spellStart"/>
+      <w:r>
+        <w:t>Perea</w:t>
+      </w:r>
+      <w:proofErr w:type="spellEnd"/>
+      <w:r>
+        <w:t xml:space="preserve">: </w:t>
       </w:r>
       <w:r>
         <w:t>data collection and curation</w:t>
       </w:r>
       <w:r>
-        <w:t xml:space="preserve">, writing – review and editing; Tabitha Taberer: </w:t>
+        <w:t xml:space="preserve">, writing – review and editing; Tabitha </w:t>
+      </w:r>
+      <w:proofErr w:type="spellStart"/>
+      <w:r>
+        <w:t>Taberer</w:t>
+      </w:r>
+      <w:proofErr w:type="spellEnd"/>
+      <w:r>
+        <w:t xml:space="preserve">: </w:t>
       </w:r>
       <w:r>
         <w:t>data collection and curation</w:t>
       </w:r>
       <w:r>
-        <w:t xml:space="preserve">, writing – review and editing; Elina Takola: </w:t>
+        <w:t xml:space="preserve">, writing – review and editing; Elina </w:t>
+      </w:r>
+      <w:proofErr w:type="spellStart"/>
+      <w:r>
+        <w:t>Takola</w:t>
+      </w:r>
+      <w:proofErr w:type="spellEnd"/>
+      <w:r>
+        <w:t xml:space="preserve">: </w:t>
       </w:r>
       <w:r>
         <w:t>data collection and curation</w:t>
       </w:r>
       <w:r>
-        <w:t xml:space="preserve">, writing – review and editing; Ian Thornhill: </w:t>
+        <w:t xml:space="preserve">, writing – review and editing; </w:t>
+      </w:r>
+      <w:r>
+        <w:lastRenderedPageBreak/>
+        <w:t xml:space="preserve">Ian Thornhill: </w:t>
       </w:r>
       <w:r>
         <w:t>data collection and curation</w:t>
@@ -759,11 +1075,7 @@
         <w:t xml:space="preserve">, </w:t>
       </w:r>
       <w:r>
-        <w:t xml:space="preserve">writing – original </w:t>
-      </w:r>
-      <w:r>
-        <w:lastRenderedPageBreak/>
-        <w:t xml:space="preserve">draft, </w:t>
+        <w:t xml:space="preserve">writing – original draft, </w:t>
       </w:r>
       <w:r>
         <w:t xml:space="preserve">writing – review and editing, Kathryn Oliver: </w:t>
@@ -775,7 +1087,6 @@
         <w:t>, writing – review and editing;</w:t>
       </w:r>
     </w:p>
-    <w:p/>
     <w:p/>
     <w:p>
       <w:r>
@@ -791,8 +1102,13 @@
       <w:r>
         <w:t xml:space="preserve">as a </w:t>
       </w:r>
-      <w:r>
-        <w:t xml:space="preserve">Zenodo </w:t>
+      <w:proofErr w:type="spellStart"/>
+      <w:r>
+        <w:t>Zenodo</w:t>
+      </w:r>
+      <w:proofErr w:type="spellEnd"/>
+      <w:r>
+        <w:t xml:space="preserve"> </w:t>
       </w:r>
       <w:r>
         <w:t xml:space="preserve">repository </w:t>
@@ -837,7 +1153,13 @@
         <w:t>Associate E</w:t>
       </w:r>
       <w:r>
-        <w:t>ditors for Journal of Applied Ecology but took no part in the peer review process for this article.</w:t>
+        <w:t>ditors for Journal of Applied Ecology but took no part in the peer</w:t>
+      </w:r>
+      <w:r>
+        <w:t>-</w:t>
+      </w:r>
+      <w:r>
+        <w:t>review process for this article.</w:t>
       </w:r>
     </w:p>
     <w:sectPr>
